--- a/docs/plantillas/resolucion_reconstitucion.docx
+++ b/docs/plantillas/resolucion_reconstitucion.docx
@@ -1,6 +1,6 @@
 
 <file path=word/document.xml><?xml version="1.0" encoding="utf-8"?>
-<w:document xmlns:wpc="http://schemas.microsoft.com/office/word/2010/wordprocessingCanvas" xmlns:cx="http://schemas.microsoft.com/office/drawing/2014/chartex" xmlns:cx1="http://schemas.microsoft.com/office/drawing/2015/9/8/chartex" xmlns:cx2="http://schemas.microsoft.com/office/drawing/2015/10/21/chartex" xmlns:cx3="http://schemas.microsoft.com/office/drawing/2016/5/9/chartex" xmlns:cx4="http://schemas.microsoft.com/office/drawing/2016/5/10/chartex" xmlns:cx5="http://schemas.microsoft.com/office/drawing/2016/5/11/chartex" xmlns:cx6="http://schemas.microsoft.com/office/drawing/2016/5/12/chartex" xmlns:cx7="http://schemas.microsoft.com/office/drawing/2016/5/13/chartex" xmlns:cx8="http://schemas.microsoft.com/office/drawing/2016/5/14/chartex" xmlns:mc="http://schemas.openxmlformats.org/markup-compatibility/2006" xmlns:aink="http://schemas.microsoft.com/office/drawing/2016/ink" xmlns:am3d="http://schemas.microsoft.com/office/drawing/2017/model3d" xmlns:o="urn:schemas-microsoft-com:office:office" xmlns:oel="http://schemas.microsoft.com/office/2019/extlst" xmlns:r="http://schemas.openxmlformats.org/officeDocument/2006/relationships" xmlns:m="http://schemas.openxmlformats.org/officeDocument/2006/math" xmlns:v="urn:schemas-microsoft-com:vml" xmlns:wp14="http://schemas.microsoft.com/office/word/2010/wordprocessingDrawing" xmlns:wp="http://schemas.openxmlformats.org/drawingml/2006/wordprocessingDrawing" xmlns:w10="urn:schemas-microsoft-com:office:word" xmlns:w="http://schemas.openxmlformats.org/wordprocessingml/2006/main" xmlns:w14="http://schemas.microsoft.com/office/word/2010/wordml" xmlns:w15="http://schemas.microsoft.com/office/word/2012/wordml" xmlns:w16cex="http://schemas.microsoft.com/office/word/2018/wordml/cex" xmlns:w16cid="http://schemas.microsoft.com/office/word/2016/wordml/cid" xmlns:w16="http://schemas.microsoft.com/office/word/2018/wordml" xmlns:w16du="http://schemas.microsoft.com/office/word/2023/wordml/word16du" xmlns:w16sdtdh="http://schemas.microsoft.com/office/word/2020/wordml/sdtdatahash" xmlns:w16se="http://schemas.microsoft.com/office/word/2015/wordml/symex" xmlns:wpg="http://schemas.microsoft.com/office/word/2010/wordprocessingGroup" xmlns:wpi="http://schemas.microsoft.com/office/word/2010/wordprocessingInk" xmlns:wne="http://schemas.microsoft.com/office/word/2006/wordml" xmlns:wps="http://schemas.microsoft.com/office/word/2010/wordprocessingShape" mc:Ignorable="w14 w15 w16se w16cid w16 w16cex w16sdtdh w16du wp14">
+<w:document xmlns:wpc="http://schemas.microsoft.com/office/word/2010/wordprocessingCanvas" xmlns:cx="http://schemas.microsoft.com/office/drawing/2014/chartex" xmlns:cx1="http://schemas.microsoft.com/office/drawing/2015/9/8/chartex" xmlns:cx2="http://schemas.microsoft.com/office/drawing/2015/10/21/chartex" xmlns:cx3="http://schemas.microsoft.com/office/drawing/2016/5/9/chartex" xmlns:cx4="http://schemas.microsoft.com/office/drawing/2016/5/10/chartex" xmlns:cx5="http://schemas.microsoft.com/office/drawing/2016/5/11/chartex" xmlns:cx6="http://schemas.microsoft.com/office/drawing/2016/5/12/chartex" xmlns:cx7="http://schemas.microsoft.com/office/drawing/2016/5/13/chartex" xmlns:cx8="http://schemas.microsoft.com/office/drawing/2016/5/14/chartex" xmlns:mc="http://schemas.openxmlformats.org/markup-compatibility/2006" xmlns:aink="http://schemas.microsoft.com/office/drawing/2016/ink" xmlns:am3d="http://schemas.microsoft.com/office/drawing/2017/model3d" xmlns:o="urn:schemas-microsoft-com:office:office" xmlns:r="http://schemas.openxmlformats.org/officeDocument/2006/relationships" xmlns:m="http://schemas.openxmlformats.org/officeDocument/2006/math" xmlns:v="urn:schemas-microsoft-com:vml" xmlns:wp14="http://schemas.microsoft.com/office/word/2010/wordprocessingDrawing" xmlns:wp="http://schemas.openxmlformats.org/drawingml/2006/wordprocessingDrawing" xmlns:w10="urn:schemas-microsoft-com:office:word" xmlns:w="http://schemas.openxmlformats.org/wordprocessingml/2006/main" xmlns:w14="http://schemas.microsoft.com/office/word/2010/wordml" xmlns:w15="http://schemas.microsoft.com/office/word/2012/wordml" xmlns:w16cex="http://schemas.microsoft.com/office/word/2018/wordml/cex" xmlns:w16cid="http://schemas.microsoft.com/office/word/2016/wordml/cid" xmlns:w16="http://schemas.microsoft.com/office/word/2018/wordml" xmlns:w16sdtdh="http://schemas.microsoft.com/office/word/2020/wordml/sdtdatahash" xmlns:w16se="http://schemas.microsoft.com/office/word/2015/wordml/symex" xmlns:wpg="http://schemas.microsoft.com/office/word/2010/wordprocessingGroup" xmlns:wpi="http://schemas.microsoft.com/office/word/2010/wordprocessingInk" xmlns:wne="http://schemas.microsoft.com/office/word/2006/wordml" xmlns:wps="http://schemas.microsoft.com/office/word/2010/wordprocessingShape" mc:Ignorable="w14 w15 w16se w16cid w16 w16cex w16sdtdh wp14">
   <w:body>
     <w:p>
       <w:pPr>
@@ -36,7 +36,7 @@
         <w:ind w:left="708"/>
         <w:jc w:val="center"/>
         <w:rPr>
-          <w:lang w:val="pt-BR"/>
+          <w:lang w:val="es-PE"/>
         </w:rPr>
       </w:pPr>
       <w:r>
@@ -46,7 +46,7 @@
           <w:iCs/>
           <w:noProof/>
           <w:sz w:val="16"/>
-          <w:lang w:val="pt-BR"/>
+          <w:lang w:val="es-PE"/>
         </w:rPr>
         <w:t>"Decenio de la Igualdad de Oportunidades para Mujeres y Hombres"</w:t>
       </w:r>
@@ -57,7 +57,7 @@
           <w:iCs/>
           <w:noProof/>
           <w:sz w:val="16"/>
-          <w:lang w:val="pt-BR"/>
+          <w:lang w:val="es-PE"/>
         </w:rPr>
         <w:br/>
         <w:t>"Año de la recuperación y consolidación de la economía peruana"</w:t>
@@ -70,7 +70,7 @@
           <w:rFonts w:ascii="Helvetica" w:hAnsi="Helvetica" w:cs="Arial"/>
           <w:sz w:val="22"/>
           <w:u w:val="single"/>
-          <w:lang w:val="pt-BR"/>
+          <w:lang w:val="es-PE"/>
         </w:rPr>
       </w:pPr>
     </w:p>
@@ -80,7 +80,7 @@
         <w:rPr>
           <w:rFonts w:ascii="Helvetica" w:hAnsi="Helvetica" w:cs="Arial"/>
           <w:sz w:val="22"/>
-          <w:lang w:val="pt-BR"/>
+          <w:lang w:val="es-PE"/>
         </w:rPr>
       </w:pPr>
     </w:p>
@@ -91,14 +91,14 @@
           <w:rFonts w:ascii="Helvetica" w:hAnsi="Helvetica" w:cs="Arial"/>
           <w:noProof/>
           <w:sz w:val="22"/>
-          <w:lang w:val="pt-BR"/>
+          <w:lang w:val="es-PE"/>
         </w:rPr>
       </w:pPr>
       <w:r>
         <w:rPr>
           <w:rFonts w:ascii="Helvetica" w:hAnsi="Helvetica" w:cs="Arial"/>
           <w:sz w:val="22"/>
-          <w:lang w:val="pt-BR"/>
+          <w:lang w:val="es-PE"/>
         </w:rPr>
         <w:t xml:space="preserve">Lima, </w:t>
       </w:r>
@@ -107,7 +107,7 @@
           <w:rFonts w:ascii="Helvetica" w:hAnsi="Helvetica" w:cs="Arial"/>
           <w:noProof/>
           <w:sz w:val="22"/>
-          <w:lang w:val="pt-BR"/>
+          <w:lang w:val="es-PE"/>
         </w:rPr>
         <w:t>XX</w:t>
       </w:r>
@@ -116,7 +116,7 @@
           <w:rFonts w:ascii="Helvetica" w:hAnsi="Helvetica" w:cs="Arial"/>
           <w:noProof/>
           <w:sz w:val="22"/>
-          <w:lang w:val="pt-BR"/>
+          <w:lang w:val="es-PE"/>
         </w:rPr>
         <w:t xml:space="preserve"> de </w:t>
       </w:r>
@@ -125,7 +125,7 @@
           <w:rFonts w:ascii="Helvetica" w:hAnsi="Helvetica" w:cs="Arial"/>
           <w:noProof/>
           <w:sz w:val="22"/>
-          <w:lang w:val="pt-BR"/>
+          <w:lang w:val="es-PE"/>
         </w:rPr>
         <w:t xml:space="preserve">XXX </w:t>
       </w:r>
@@ -134,7 +134,7 @@
           <w:rFonts w:ascii="Helvetica" w:hAnsi="Helvetica" w:cs="Arial"/>
           <w:noProof/>
           <w:sz w:val="22"/>
-          <w:lang w:val="pt-BR"/>
+          <w:lang w:val="es-PE"/>
         </w:rPr>
         <w:t xml:space="preserve">de </w:t>
       </w:r>
@@ -143,7 +143,7 @@
           <w:rFonts w:ascii="Helvetica" w:hAnsi="Helvetica" w:cs="Arial"/>
           <w:noProof/>
           <w:sz w:val="22"/>
-          <w:lang w:val="pt-BR"/>
+          <w:lang w:val="es-PE"/>
         </w:rPr>
         <w:t>XXX</w:t>
       </w:r>
@@ -153,7 +153,7 @@
         <w:rPr>
           <w:rFonts w:ascii="Helvetica" w:hAnsi="Helvetica"/>
           <w:sz w:val="22"/>
-          <w:lang w:val="pt-BR"/>
+          <w:lang w:val="es-PE"/>
         </w:rPr>
       </w:pPr>
     </w:p>
@@ -166,7 +166,7 @@
           <w:sz w:val="22"/>
           <w:szCs w:val="22"/>
           <w:u w:val="none"/>
-          <w:lang w:val="pt-BR"/>
+          <w:lang w:val="es-PE"/>
         </w:rPr>
       </w:pPr>
       <w:r>
@@ -176,7 +176,7 @@
           <w:sz w:val="22"/>
           <w:szCs w:val="22"/>
           <w:u w:val="none"/>
-          <w:lang w:val="pt-BR"/>
+          <w:lang w:val="es-PE"/>
         </w:rPr>
         <w:t>RESOLUCION SUB DIRECTORAL</w:t>
       </w:r>
@@ -186,7 +186,7 @@
           <w:sz w:val="22"/>
           <w:szCs w:val="22"/>
           <w:u w:val="none"/>
-          <w:lang w:val="pt-BR"/>
+          <w:lang w:val="es-PE"/>
         </w:rPr>
         <w:t xml:space="preserve">   Nº </w:t>
       </w:r>
@@ -196,7 +196,7 @@
           <w:sz w:val="22"/>
           <w:szCs w:val="22"/>
           <w:u w:val="none"/>
-          <w:lang w:val="pt-BR"/>
+          <w:lang w:val="es-PE"/>
         </w:rPr>
         <w:t>XXX</w:t>
       </w:r>
@@ -207,7 +207,7 @@
           <w:sz w:val="22"/>
           <w:szCs w:val="22"/>
           <w:u w:val="none"/>
-          <w:lang w:val="pt-BR"/>
+          <w:lang w:val="es-PE"/>
         </w:rPr>
         <w:t>XX</w:t>
       </w:r>
@@ -218,7 +218,7 @@
           <w:sz w:val="22"/>
           <w:szCs w:val="22"/>
           <w:u w:val="none"/>
-          <w:lang w:val="pt-BR"/>
+          <w:lang w:val="es-PE"/>
         </w:rPr>
         <w:t>/DRC/SDRERC</w:t>
       </w:r>
@@ -228,7 +228,7 @@
           <w:sz w:val="22"/>
           <w:szCs w:val="22"/>
           <w:u w:val="none"/>
-          <w:lang w:val="pt-BR"/>
+          <w:lang w:val="es-PE"/>
         </w:rPr>
         <w:t>/RENIEC</w:t>
       </w:r>
@@ -239,7 +239,7 @@
           <w:rFonts w:ascii="Arial" w:hAnsi="Arial" w:cs="Arial"/>
           <w:sz w:val="22"/>
           <w:szCs w:val="22"/>
-          <w:lang w:val="pt-BR"/>
+          <w:lang w:val="es-PE"/>
         </w:rPr>
       </w:pPr>
     </w:p>
@@ -416,11 +416,32 @@
       <w:r>
         <w:rPr>
           <w:rFonts w:ascii="Arial" w:hAnsi="Arial" w:cs="Arial"/>
-          <w:spacing w:val="17"/>
-          <w:sz w:val="22"/>
-          <w:szCs w:val="22"/>
-        </w:rPr>
-        <w:t>XXX</w:t>
+          <w:b/>
+          <w:bCs/>
+          <w:sz w:val="22"/>
+          <w:szCs w:val="22"/>
+        </w:rPr>
+        <w:t>#nu</w:t>
+      </w:r>
+      <w:r>
+        <w:rPr>
+          <w:rFonts w:ascii="Arial" w:hAnsi="Arial" w:cs="Arial"/>
+          <w:b/>
+          <w:bCs/>
+          <w:sz w:val="22"/>
+          <w:szCs w:val="22"/>
+        </w:rPr>
+        <w:t>m</w:t>
+      </w:r>
+      <w:r>
+        <w:rPr>
+          <w:rFonts w:ascii="Arial" w:hAnsi="Arial" w:cs="Arial"/>
+          <w:b/>
+          <w:bCs/>
+          <w:sz w:val="22"/>
+          <w:szCs w:val="22"/>
+        </w:rPr>
+        <w:t>DocInforme#</w:t>
       </w:r>
       <w:r>
         <w:rPr>
@@ -436,7 +457,25 @@
           <w:sz w:val="22"/>
           <w:szCs w:val="22"/>
         </w:rPr>
-        <w:t xml:space="preserve"> de fecha XXX,</w:t>
+        <w:t xml:space="preserve"> de fecha </w:t>
+      </w:r>
+      <w:r>
+        <w:rPr>
+          <w:rFonts w:ascii="Arial" w:hAnsi="Arial" w:cs="Arial"/>
+          <w:b/>
+          <w:bCs/>
+          <w:sz w:val="22"/>
+          <w:szCs w:val="22"/>
+        </w:rPr>
+        <w:t>#fechaDocInforme#</w:t>
+      </w:r>
+      <w:r>
+        <w:rPr>
+          <w:rFonts w:ascii="Arial" w:hAnsi="Arial" w:cs="Arial"/>
+          <w:sz w:val="22"/>
+          <w:szCs w:val="22"/>
+        </w:rPr>
+        <w:t>,</w:t>
       </w:r>
       <w:r>
         <w:rPr>
@@ -496,25 +535,35 @@
           <w:sz w:val="22"/>
           <w:szCs w:val="22"/>
         </w:rPr>
-        <w:t>XXX (NACIMIENTO, MATRIMONIO, DEFUNCIÓN)</w:t>
-      </w:r>
-      <w:r>
-        <w:rPr>
-          <w:rFonts w:ascii="Arial" w:hAnsi="Arial" w:cs="Arial"/>
-          <w:sz w:val="22"/>
-          <w:szCs w:val="22"/>
-        </w:rPr>
-        <w:t xml:space="preserve"> N° (</w:t>
-      </w:r>
-      <w:r>
-        <w:rPr>
-          <w:rFonts w:ascii="Arial" w:hAnsi="Arial" w:cs="Arial"/>
-          <w:b/>
-          <w:bCs/>
-          <w:sz w:val="22"/>
-          <w:szCs w:val="22"/>
-        </w:rPr>
-        <w:t>XXX)</w:t>
+        <w:t>#tipoActa#</w:t>
+      </w:r>
+      <w:r>
+        <w:rPr>
+          <w:rFonts w:ascii="Arial" w:hAnsi="Arial" w:cs="Arial"/>
+          <w:b/>
+          <w:bCs/>
+          <w:sz w:val="22"/>
+          <w:szCs w:val="22"/>
+        </w:rPr>
+        <w:t xml:space="preserve"> </w:t>
+      </w:r>
+      <w:r>
+        <w:rPr>
+          <w:rFonts w:ascii="Arial" w:hAnsi="Arial" w:cs="Arial"/>
+          <w:sz w:val="22"/>
+          <w:szCs w:val="22"/>
+        </w:rPr>
+        <w:t xml:space="preserve">N° </w:t>
+      </w:r>
+      <w:r>
+        <w:rPr>
+          <w:rFonts w:ascii="Arial" w:hAnsi="Arial" w:cs="Arial"/>
+          <w:b/>
+          <w:bCs/>
+          <w:sz w:val="22"/>
+          <w:szCs w:val="22"/>
+        </w:rPr>
+        <w:t>#nroActa#</w:t>
       </w:r>
       <w:r>
         <w:rPr>
@@ -1293,23 +1342,51 @@
           <w:sz w:val="22"/>
           <w:szCs w:val="22"/>
         </w:rPr>
-        <w:t xml:space="preserve"> N° (número de solicitud), de fecha (</w:t>
-      </w:r>
-      <w:r>
-        <w:rPr>
-          <w:rFonts w:ascii="Arial" w:hAnsi="Arial" w:cs="Arial"/>
-          <w:sz w:val="22"/>
-          <w:szCs w:val="22"/>
-        </w:rPr>
-        <w:t>XXX</w:t>
-      </w:r>
-      <w:r>
-        <w:rPr>
-          <w:rFonts w:ascii="Arial" w:hAnsi="Arial" w:cs="Arial"/>
-          <w:sz w:val="22"/>
-          <w:szCs w:val="22"/>
-        </w:rPr>
-        <w:t xml:space="preserve">), presentada a través de la Mesa de Partes Virtual, el/la </w:t>
+        <w:t xml:space="preserve"> N°</w:t>
+      </w:r>
+      <w:r>
+        <w:rPr>
+          <w:rFonts w:ascii="Arial" w:hAnsi="Arial" w:cs="Arial"/>
+          <w:sz w:val="22"/>
+          <w:szCs w:val="22"/>
+        </w:rPr>
+        <w:t xml:space="preserve"> </w:t>
+      </w:r>
+      <w:r>
+        <w:rPr>
+          <w:rFonts w:ascii="Arial" w:hAnsi="Arial" w:cs="Arial"/>
+          <w:b/>
+          <w:bCs/>
+          <w:sz w:val="22"/>
+          <w:szCs w:val="22"/>
+        </w:rPr>
+        <w:t>#nroTramiteWeb#</w:t>
+      </w:r>
+      <w:r>
+        <w:rPr>
+          <w:rFonts w:ascii="Arial" w:hAnsi="Arial" w:cs="Arial"/>
+          <w:sz w:val="22"/>
+          <w:szCs w:val="22"/>
+        </w:rPr>
+        <w:t xml:space="preserve">, de fecha </w:t>
+      </w:r>
+      <w:r>
+        <w:rPr>
+          <w:rFonts w:ascii="Arial" w:hAnsi="Arial" w:cs="Arial"/>
+          <w:b/>
+          <w:bCs/>
+          <w:sz w:val="22"/>
+          <w:szCs w:val="22"/>
+        </w:rPr>
+        <w:t>#fechaSolicitud#</w:t>
+      </w:r>
+      <w:r>
+        <w:rPr>
+          <w:rFonts w:ascii="Arial" w:hAnsi="Arial" w:cs="Arial"/>
+          <w:sz w:val="22"/>
+          <w:szCs w:val="22"/>
+        </w:rPr>
+        <w:t xml:space="preserve">, presentada a través de la Mesa de Partes Virtual, el/la </w:t>
       </w:r>
       <w:r>
         <w:rPr>
@@ -1331,19 +1408,72 @@
       <w:r>
         <w:rPr>
           <w:rFonts w:ascii="Arial" w:hAnsi="Arial" w:cs="Arial"/>
-          <w:noProof/>
-          <w:sz w:val="22"/>
-          <w:szCs w:val="22"/>
-        </w:rPr>
-        <w:t>(Nombre del ciudadano/a)</w:t>
-      </w:r>
-      <w:r>
-        <w:rPr>
-          <w:rFonts w:ascii="Arial" w:hAnsi="Arial" w:cs="Arial"/>
-          <w:sz w:val="22"/>
-          <w:szCs w:val="22"/>
-        </w:rPr>
-        <w:t xml:space="preserve"> requiere la reconstitución del Acta de (Nacimiento, matrimonio y defunción) N° (XXXX), (Indicar el motivo de la reconstitución)</w:t>
+          <w:b/>
+          <w:bCs/>
+          <w:sz w:val="22"/>
+          <w:szCs w:val="22"/>
+        </w:rPr>
+        <w:t>#nomTitular#</w:t>
+      </w:r>
+      <w:r>
+        <w:rPr>
+          <w:rFonts w:ascii="Arial" w:hAnsi="Arial" w:cs="Arial"/>
+          <w:sz w:val="22"/>
+          <w:szCs w:val="22"/>
+        </w:rPr>
+        <w:t xml:space="preserve"> </w:t>
+      </w:r>
+      <w:r>
+        <w:rPr>
+          <w:rFonts w:ascii="Arial" w:hAnsi="Arial" w:cs="Arial"/>
+          <w:sz w:val="22"/>
+          <w:szCs w:val="22"/>
+        </w:rPr>
+        <w:t xml:space="preserve">requiere la reconstitución del Acta de </w:t>
+      </w:r>
+      <w:r>
+        <w:rPr>
+          <w:rFonts w:ascii="Arial" w:hAnsi="Arial" w:cs="Arial"/>
+          <w:b/>
+          <w:bCs/>
+          <w:sz w:val="22"/>
+          <w:szCs w:val="22"/>
+        </w:rPr>
+        <w:t>#tipoActa#</w:t>
+      </w:r>
+      <w:r>
+        <w:rPr>
+          <w:rFonts w:ascii="Arial" w:hAnsi="Arial" w:cs="Arial"/>
+          <w:sz w:val="22"/>
+          <w:szCs w:val="22"/>
+        </w:rPr>
+        <w:t xml:space="preserve"> </w:t>
+      </w:r>
+      <w:r>
+        <w:rPr>
+          <w:rFonts w:ascii="Arial" w:hAnsi="Arial" w:cs="Arial"/>
+          <w:sz w:val="22"/>
+          <w:szCs w:val="22"/>
+        </w:rPr>
+        <w:t xml:space="preserve">N° </w:t>
+      </w:r>
+      <w:r>
+        <w:rPr>
+          <w:rFonts w:ascii="Arial" w:hAnsi="Arial" w:cs="Arial"/>
+          <w:b/>
+          <w:bCs/>
+          <w:sz w:val="22"/>
+          <w:szCs w:val="22"/>
+        </w:rPr>
+        <w:t>#nroActa#</w:t>
+      </w:r>
+      <w:r>
+        <w:rPr>
+          <w:rFonts w:ascii="Arial" w:hAnsi="Arial" w:cs="Arial"/>
+          <w:sz w:val="22"/>
+          <w:szCs w:val="22"/>
+        </w:rPr>
+        <w:t>, (Indicar el motivo de la reconstitución)</w:t>
       </w:r>
       <w:r>
         <w:rPr>
@@ -1539,7 +1669,56 @@
           <w:sz w:val="22"/>
           <w:szCs w:val="22"/>
         </w:rPr>
-        <w:t>Que, mediante Memorando N° XXXX, de fecha XXX, la Sub Dirección de XXXX</w:t>
+        <w:t xml:space="preserve">Que, mediante Memorando N° </w:t>
+      </w:r>
+      <w:r>
+        <w:rPr>
+          <w:rFonts w:ascii="Arial" w:hAnsi="Arial" w:cs="Arial"/>
+          <w:b/>
+          <w:bCs/>
+          <w:noProof/>
+          <w:sz w:val="22"/>
+          <w:szCs w:val="22"/>
+        </w:rPr>
+        <w:t>#numDoc#</w:t>
+      </w:r>
+      <w:r>
+        <w:rPr>
+          <w:rFonts w:ascii="Arial" w:hAnsi="Arial" w:cs="Arial"/>
+          <w:noProof/>
+          <w:sz w:val="22"/>
+          <w:szCs w:val="22"/>
+        </w:rPr>
+        <w:t xml:space="preserve">, de fecha </w:t>
+      </w:r>
+      <w:r>
+        <w:rPr>
+          <w:rFonts w:ascii="Arial" w:hAnsi="Arial" w:cs="Arial"/>
+          <w:noProof/>
+          <w:sz w:val="22"/>
+          <w:szCs w:val="22"/>
+          <w:highlight w:val="yellow"/>
+        </w:rPr>
+        <w:t>XXX</w:t>
+      </w:r>
+      <w:r>
+        <w:rPr>
+          <w:rFonts w:ascii="Arial" w:hAnsi="Arial" w:cs="Arial"/>
+          <w:noProof/>
+          <w:sz w:val="22"/>
+          <w:szCs w:val="22"/>
+        </w:rPr>
+        <w:t xml:space="preserve">, la Sub Dirección de </w:t>
+      </w:r>
+      <w:r>
+        <w:rPr>
+          <w:rFonts w:ascii="Arial" w:hAnsi="Arial" w:cs="Arial"/>
+          <w:noProof/>
+          <w:sz w:val="22"/>
+          <w:szCs w:val="22"/>
+          <w:highlight w:val="yellow"/>
+        </w:rPr>
+        <w:t>XXXX</w:t>
       </w:r>
       <w:r>
         <w:rPr>
@@ -1557,7 +1736,17 @@
           <w:sz w:val="22"/>
           <w:szCs w:val="22"/>
         </w:rPr>
-        <w:t>conocimiento el caso de XXXX</w:t>
+        <w:t xml:space="preserve">conocimiento el caso de </w:t>
+      </w:r>
+      <w:r>
+        <w:rPr>
+          <w:rFonts w:ascii="Arial" w:hAnsi="Arial" w:cs="Arial"/>
+          <w:noProof/>
+          <w:sz w:val="22"/>
+          <w:szCs w:val="22"/>
+          <w:highlight w:val="yellow"/>
+        </w:rPr>
+        <w:t>XXXX</w:t>
       </w:r>
       <w:r>
         <w:rPr>
@@ -1664,7 +1853,86 @@
           <w:szCs w:val="22"/>
           <w:lang w:val="es-MX"/>
         </w:rPr>
-        <w:t>en relación a la legitimidad, se verifica que el/la solicitante (nombre del solicitante) se presenta en calidad de (XXXX) del Acta de (Nacimiento, Matrimonio o Defunción) N° (XXX), materia de reconstitución, conforme a lo establecido en el numeral 7.3.6.1 de la Directiva DI-008-DRC/001, Procedimientos del Registro Civil, primera versión</w:t>
+        <w:t xml:space="preserve">en relación a la legitimidad, se verifica que el/la solicitante </w:t>
+      </w:r>
+      <w:r>
+        <w:rPr>
+          <w:rFonts w:ascii="Arial" w:hAnsi="Arial" w:cs="Arial"/>
+          <w:b/>
+          <w:bCs/>
+          <w:sz w:val="22"/>
+          <w:szCs w:val="22"/>
+          <w:lang w:val="es-MX"/>
+        </w:rPr>
+        <w:t>#nomSolicitante#</w:t>
+      </w:r>
+      <w:r>
+        <w:rPr>
+          <w:rFonts w:ascii="Arial" w:hAnsi="Arial" w:cs="Arial"/>
+          <w:sz w:val="22"/>
+          <w:szCs w:val="22"/>
+          <w:lang w:val="es-MX"/>
+        </w:rPr>
+        <w:t xml:space="preserve"> se presenta en calidad de (</w:t>
+      </w:r>
+      <w:r>
+        <w:rPr>
+          <w:rFonts w:ascii="Arial" w:hAnsi="Arial" w:cs="Arial"/>
+          <w:sz w:val="22"/>
+          <w:szCs w:val="22"/>
+          <w:highlight w:val="yellow"/>
+          <w:lang w:val="es-MX"/>
+        </w:rPr>
+        <w:t>XXXX</w:t>
+      </w:r>
+      <w:r>
+        <w:rPr>
+          <w:rFonts w:ascii="Arial" w:hAnsi="Arial" w:cs="Arial"/>
+          <w:sz w:val="22"/>
+          <w:szCs w:val="22"/>
+          <w:lang w:val="es-MX"/>
+        </w:rPr>
+        <w:t xml:space="preserve">) del Acta de </w:t>
+      </w:r>
+      <w:r>
+        <w:rPr>
+          <w:rFonts w:ascii="Arial" w:hAnsi="Arial" w:cs="Arial"/>
+          <w:b/>
+          <w:bCs/>
+          <w:sz w:val="22"/>
+          <w:szCs w:val="22"/>
+          <w:lang w:val="es-MX"/>
+        </w:rPr>
+        <w:t>#tipoActa#</w:t>
+      </w:r>
+      <w:r>
+        <w:rPr>
+          <w:rFonts w:ascii="Arial" w:hAnsi="Arial" w:cs="Arial"/>
+          <w:sz w:val="22"/>
+          <w:szCs w:val="22"/>
+          <w:lang w:val="es-MX"/>
+        </w:rPr>
+        <w:t xml:space="preserve"> N° </w:t>
+      </w:r>
+      <w:r>
+        <w:rPr>
+          <w:rFonts w:ascii="Arial" w:hAnsi="Arial" w:cs="Arial"/>
+          <w:b/>
+          <w:bCs/>
+          <w:sz w:val="22"/>
+          <w:szCs w:val="22"/>
+          <w:lang w:val="es-MX"/>
+        </w:rPr>
+        <w:t>#nroActa#</w:t>
+      </w:r>
+      <w:r>
+        <w:rPr>
+          <w:rFonts w:ascii="Arial" w:hAnsi="Arial" w:cs="Arial"/>
+          <w:sz w:val="22"/>
+          <w:szCs w:val="22"/>
+          <w:lang w:val="es-MX"/>
+        </w:rPr>
+        <w:t>, materia de reconstitución, conforme a lo establecido en el numeral 7.3.6.1 de la Directiva DI-008-DRC/001, Procedimientos del Registro Civil, primera versión</w:t>
       </w:r>
       <w:r>
         <w:rPr>
@@ -1718,19 +1986,31 @@
       <w:r>
         <w:rPr>
           <w:rFonts w:ascii="Arial" w:hAnsi="Arial" w:cs="Arial"/>
-          <w:noProof/>
-          <w:sz w:val="22"/>
-          <w:szCs w:val="22"/>
-        </w:rPr>
-        <w:t>XXXX</w:t>
-      </w:r>
-      <w:r>
-        <w:rPr>
-          <w:rFonts w:ascii="Arial" w:hAnsi="Arial" w:cs="Arial"/>
-          <w:sz w:val="22"/>
-          <w:szCs w:val="22"/>
-        </w:rPr>
-        <w:t>, adjunta como medio probatorio (describir los medios probatorios)</w:t>
+          <w:b/>
+          <w:bCs/>
+          <w:noProof/>
+          <w:sz w:val="22"/>
+          <w:szCs w:val="22"/>
+        </w:rPr>
+        <w:t>#nomTitular#</w:t>
+      </w:r>
+      <w:r>
+        <w:rPr>
+          <w:rFonts w:ascii="Arial" w:hAnsi="Arial" w:cs="Arial"/>
+          <w:b/>
+          <w:bCs/>
+          <w:sz w:val="22"/>
+          <w:szCs w:val="22"/>
+        </w:rPr>
+        <w:t>,</w:t>
+      </w:r>
+      <w:r>
+        <w:rPr>
+          <w:rFonts w:ascii="Arial" w:hAnsi="Arial" w:cs="Arial"/>
+          <w:sz w:val="22"/>
+          <w:szCs w:val="22"/>
+        </w:rPr>
+        <w:t xml:space="preserve"> adjunta como medio probatorio (describir los medios probatorios)</w:t>
       </w:r>
       <w:r>
         <w:rPr>
@@ -1852,16 +2132,36 @@
           <w:sz w:val="22"/>
           <w:szCs w:val="22"/>
         </w:rPr>
-        <w:t xml:space="preserve">Acta de (Nacimiento, Matrimonio o Defunción) N° </w:t>
-      </w:r>
-      <w:r>
-        <w:rPr>
-          <w:rFonts w:ascii="Arial" w:hAnsi="Arial" w:cs="Arial"/>
-          <w:sz w:val="22"/>
-          <w:szCs w:val="22"/>
-          <w:lang w:val="es-PE" w:eastAsia="es-PE"/>
-        </w:rPr>
-        <w:t>(XXX)</w:t>
+        <w:t xml:space="preserve">Acta de </w:t>
+      </w:r>
+      <w:r>
+        <w:rPr>
+          <w:rFonts w:ascii="Arial" w:hAnsi="Arial" w:cs="Arial"/>
+          <w:b/>
+          <w:bCs/>
+          <w:sz w:val="22"/>
+          <w:szCs w:val="22"/>
+          <w:lang w:val="es-MX"/>
+        </w:rPr>
+        <w:t>#tipoActa#</w:t>
+      </w:r>
+      <w:r>
+        <w:rPr>
+          <w:rFonts w:ascii="Arial" w:hAnsi="Arial" w:cs="Arial"/>
+          <w:sz w:val="22"/>
+          <w:szCs w:val="22"/>
+        </w:rPr>
+        <w:t xml:space="preserve"> N° </w:t>
+      </w:r>
+      <w:r>
+        <w:rPr>
+          <w:rFonts w:ascii="Arial" w:hAnsi="Arial" w:cs="Arial"/>
+          <w:b/>
+          <w:bCs/>
+          <w:sz w:val="22"/>
+          <w:szCs w:val="22"/>
+        </w:rPr>
+        <w:t>#nroActa#</w:t>
       </w:r>
       <w:r>
         <w:rPr>
@@ -1870,7 +2170,27 @@
           <w:szCs w:val="22"/>
           <w:lang w:val="es-PE"/>
         </w:rPr>
-        <w:t xml:space="preserve">, a nombre de (XXXX) </w:t>
+        <w:t xml:space="preserve">, a nombre de </w:t>
+      </w:r>
+      <w:r>
+        <w:rPr>
+          <w:rFonts w:ascii="Arial" w:hAnsi="Arial" w:cs="Arial"/>
+          <w:b/>
+          <w:bCs/>
+          <w:sz w:val="22"/>
+          <w:szCs w:val="22"/>
+          <w:lang w:val="es-PE"/>
+        </w:rPr>
+        <w:t>#nomTitular#</w:t>
+      </w:r>
+      <w:r>
+        <w:rPr>
+          <w:rFonts w:ascii="Arial" w:hAnsi="Arial" w:cs="Arial"/>
+          <w:sz w:val="22"/>
+          <w:szCs w:val="22"/>
+          <w:lang w:val="es-PE"/>
+        </w:rPr>
+        <w:t xml:space="preserve"> </w:t>
       </w:r>
       <w:r>
         <w:rPr>
@@ -2876,12 +3196,31 @@
       <w:r>
         <w:rPr>
           <w:rFonts w:ascii="Arial" w:hAnsi="Arial" w:cs="Arial"/>
-          <w:b/>
-          <w:bCs/>
-          <w:sz w:val="22"/>
-          <w:szCs w:val="22"/>
-        </w:rPr>
-        <w:t xml:space="preserve"> (Nacimiento, Matrimonio o Defunción) </w:t>
+          <w:sz w:val="22"/>
+          <w:szCs w:val="22"/>
+        </w:rPr>
+        <w:t xml:space="preserve"> </w:t>
+      </w:r>
+      <w:r>
+        <w:rPr>
+          <w:rFonts w:ascii="Arial" w:hAnsi="Arial" w:cs="Arial"/>
+          <w:b/>
+          <w:bCs/>
+          <w:sz w:val="22"/>
+          <w:szCs w:val="22"/>
+          <w:lang w:val="es-MX"/>
+        </w:rPr>
+        <w:t>#tipoActa#</w:t>
+      </w:r>
+      <w:r>
+        <w:rPr>
+          <w:rFonts w:ascii="Arial" w:hAnsi="Arial" w:cs="Arial"/>
+          <w:b/>
+          <w:bCs/>
+          <w:sz w:val="22"/>
+          <w:szCs w:val="22"/>
+        </w:rPr>
+        <w:t xml:space="preserve"> </w:t>
       </w:r>
       <w:r>
         <w:rPr>
@@ -2908,9 +3247,8 @@
           <w:bCs/>
           <w:sz w:val="22"/>
           <w:szCs w:val="22"/>
-          <w:lang w:val="es-PE" w:eastAsia="es-PE"/>
-        </w:rPr>
-        <w:t>(XXX)</w:t>
+        </w:rPr>
+        <w:t>#nroActa#</w:t>
       </w:r>
       <w:r>
         <w:rPr>
@@ -2946,9 +3284,9 @@
           <w:bCs/>
           <w:sz w:val="22"/>
           <w:szCs w:val="22"/>
-          <w:lang w:val="es-PE"/>
-        </w:rPr>
-        <w:t>(XXXX)</w:t>
+          <w:lang w:val="es-MX"/>
+        </w:rPr>
+        <w:t>#nomTitular#</w:t>
       </w:r>
       <w:r>
         <w:rPr>
@@ -3229,19 +3567,127 @@
           <w:szCs w:val="22"/>
           <w:lang w:val="es-PE"/>
         </w:rPr>
-        <w:t>el contenido de la presente Resolución a la OREC de XXXX, distrito de XXXX, provincia de XXXX, departamento de XXXX, a fin de que implementen las acciones tendientes a su cumplimiento”</w:t>
-      </w:r>
-      <w:r>
-        <w:rPr>
-          <w:rFonts w:ascii="Arial" w:hAnsi="Arial" w:cs="Arial"/>
-          <w:b/>
+        <w:t xml:space="preserve">el contenido de la presente Resolución a la OREC de </w:t>
+      </w:r>
+      <w:r>
+        <w:rPr>
+          <w:rFonts w:ascii="Arial" w:hAnsi="Arial" w:cs="Arial"/>
+          <w:bCs/>
           <w:i/>
           <w:iCs/>
           <w:color w:val="000000"/>
           <w:sz w:val="22"/>
           <w:szCs w:val="22"/>
+          <w:highlight w:val="yellow"/>
           <w:lang w:val="es-PE"/>
         </w:rPr>
+        <w:t>XXXX</w:t>
+      </w:r>
+      <w:r>
+        <w:rPr>
+          <w:rFonts w:ascii="Arial" w:hAnsi="Arial" w:cs="Arial"/>
+          <w:bCs/>
+          <w:i/>
+          <w:iCs/>
+          <w:color w:val="000000"/>
+          <w:sz w:val="22"/>
+          <w:szCs w:val="22"/>
+          <w:lang w:val="es-PE"/>
+        </w:rPr>
+        <w:t xml:space="preserve">, distrito de </w:t>
+      </w:r>
+      <w:r>
+        <w:rPr>
+          <w:rFonts w:ascii="Arial" w:hAnsi="Arial" w:cs="Arial"/>
+          <w:bCs/>
+          <w:i/>
+          <w:iCs/>
+          <w:color w:val="000000"/>
+          <w:sz w:val="22"/>
+          <w:szCs w:val="22"/>
+          <w:highlight w:val="yellow"/>
+          <w:lang w:val="es-PE"/>
+        </w:rPr>
+        <w:t>XXXX</w:t>
+      </w:r>
+      <w:r>
+        <w:rPr>
+          <w:rFonts w:ascii="Arial" w:hAnsi="Arial" w:cs="Arial"/>
+          <w:bCs/>
+          <w:i/>
+          <w:iCs/>
+          <w:color w:val="000000"/>
+          <w:sz w:val="22"/>
+          <w:szCs w:val="22"/>
+          <w:lang w:val="es-PE"/>
+        </w:rPr>
+        <w:t xml:space="preserve">, provincia de </w:t>
+      </w:r>
+      <w:r>
+        <w:rPr>
+          <w:rFonts w:ascii="Arial" w:hAnsi="Arial" w:cs="Arial"/>
+          <w:bCs/>
+          <w:i/>
+          <w:iCs/>
+          <w:color w:val="000000"/>
+          <w:sz w:val="22"/>
+          <w:szCs w:val="22"/>
+          <w:highlight w:val="yellow"/>
+          <w:lang w:val="es-PE"/>
+        </w:rPr>
+        <w:t>XXXX</w:t>
+      </w:r>
+      <w:r>
+        <w:rPr>
+          <w:rFonts w:ascii="Arial" w:hAnsi="Arial" w:cs="Arial"/>
+          <w:bCs/>
+          <w:i/>
+          <w:iCs/>
+          <w:color w:val="000000"/>
+          <w:sz w:val="22"/>
+          <w:szCs w:val="22"/>
+          <w:lang w:val="es-PE"/>
+        </w:rPr>
+        <w:t xml:space="preserve">, departamento de </w:t>
+      </w:r>
+      <w:r>
+        <w:rPr>
+          <w:rFonts w:ascii="Arial" w:hAnsi="Arial" w:cs="Arial"/>
+          <w:bCs/>
+          <w:i/>
+          <w:iCs/>
+          <w:color w:val="000000"/>
+          <w:sz w:val="22"/>
+          <w:szCs w:val="22"/>
+          <w:highlight w:val="yellow"/>
+          <w:lang w:val="es-PE"/>
+        </w:rPr>
+        <w:t>XXXX</w:t>
+      </w:r>
+      <w:r>
+        <w:rPr>
+          <w:rFonts w:ascii="Arial" w:hAnsi="Arial" w:cs="Arial"/>
+          <w:bCs/>
+          <w:i/>
+          <w:iCs/>
+          <w:color w:val="000000"/>
+          <w:sz w:val="22"/>
+          <w:szCs w:val="22"/>
+          <w:lang w:val="es-PE"/>
+        </w:rPr>
+        <w:t>, a fin de que implementen las acciones tendientes a su cumplimiento”</w:t>
+      </w:r>
+      <w:r>
+        <w:rPr>
+          <w:rFonts w:ascii="Arial" w:hAnsi="Arial" w:cs="Arial"/>
+          <w:b/>
+          <w:i/>
+          <w:iCs/>
+          <w:color w:val="000000"/>
+          <w:sz w:val="22"/>
+          <w:szCs w:val="22"/>
+          <w:lang w:val="es-PE"/>
+        </w:rPr>
         <w:t>.</w:t>
       </w:r>
     </w:p>
@@ -3377,7 +3823,7 @@
           <w:sz w:val="22"/>
           <w:szCs w:val="22"/>
         </w:rPr>
-        <w:t>XXXX</w:t>
+        <w:t>#nomTitular#</w:t>
       </w:r>
       <w:r>
         <w:rPr>
@@ -3479,33 +3925,7 @@
           <w:szCs w:val="22"/>
           <w:highlight w:val="yellow"/>
         </w:rPr>
-        <w:t xml:space="preserve">: ARTÍCULO </w:t>
-      </w:r>
-      <w:proofErr w:type="gramStart"/>
-      <w:r>
-        <w:rPr>
-          <w:rFonts w:ascii="Arial" w:hAnsi="Arial" w:cs="Arial"/>
-          <w:b/>
-          <w:bCs/>
-          <w:color w:val="000000"/>
-          <w:sz w:val="22"/>
-          <w:szCs w:val="22"/>
-          <w:highlight w:val="yellow"/>
-        </w:rPr>
-        <w:t>XXX.-</w:t>
-      </w:r>
-      <w:proofErr w:type="gramEnd"/>
-      <w:r>
-        <w:rPr>
-          <w:rFonts w:ascii="Arial" w:hAnsi="Arial" w:cs="Arial"/>
-          <w:b/>
-          <w:bCs/>
-          <w:color w:val="000000"/>
-          <w:sz w:val="22"/>
-          <w:szCs w:val="22"/>
-          <w:highlight w:val="yellow"/>
-        </w:rPr>
-        <w:t xml:space="preserve"> </w:t>
+        <w:t xml:space="preserve">: ARTÍCULO XXX.- </w:t>
       </w:r>
       <w:r>
         <w:rPr>
@@ -3798,23 +4218,7 @@
           <w:sz w:val="20"/>
           <w:szCs w:val="20"/>
         </w:rPr>
-        <w:t xml:space="preserve">Sub </w:t>
-      </w:r>
-      <w:proofErr w:type="gramStart"/>
-      <w:r>
-        <w:rPr>
-          <w:sz w:val="20"/>
-          <w:szCs w:val="20"/>
-        </w:rPr>
-        <w:t>Director</w:t>
-      </w:r>
-      <w:proofErr w:type="gramEnd"/>
-      <w:r>
-        <w:rPr>
-          <w:sz w:val="20"/>
-          <w:szCs w:val="20"/>
-        </w:rPr>
-        <w:t xml:space="preserve"> de Recursos Registrales Civiles</w:t>
+        <w:t>Sub Director de Recursos Registrales Civiles</w:t>
       </w:r>
     </w:p>
     <w:p>
@@ -3931,7 +4335,7 @@
 </file>
 
 <file path=word/endnotes.xml><?xml version="1.0" encoding="utf-8"?>
-<w:endnotes xmlns:wpc="http://schemas.microsoft.com/office/word/2010/wordprocessingCanvas" xmlns:cx="http://schemas.microsoft.com/office/drawing/2014/chartex" xmlns:cx1="http://schemas.microsoft.com/office/drawing/2015/9/8/chartex" xmlns:cx2="http://schemas.microsoft.com/office/drawing/2015/10/21/chartex" xmlns:cx3="http://schemas.microsoft.com/office/drawing/2016/5/9/chartex" xmlns:cx4="http://schemas.microsoft.com/office/drawing/2016/5/10/chartex" xmlns:cx5="http://schemas.microsoft.com/office/drawing/2016/5/11/chartex" xmlns:cx6="http://schemas.microsoft.com/office/drawing/2016/5/12/chartex" xmlns:cx7="http://schemas.microsoft.com/office/drawing/2016/5/13/chartex" xmlns:cx8="http://schemas.microsoft.com/office/drawing/2016/5/14/chartex" xmlns:mc="http://schemas.openxmlformats.org/markup-compatibility/2006" xmlns:aink="http://schemas.microsoft.com/office/drawing/2016/ink" xmlns:am3d="http://schemas.microsoft.com/office/drawing/2017/model3d" xmlns:o="urn:schemas-microsoft-com:office:office" xmlns:oel="http://schemas.microsoft.com/office/2019/extlst" xmlns:r="http://schemas.openxmlformats.org/officeDocument/2006/relationships" xmlns:m="http://schemas.openxmlformats.org/officeDocument/2006/math" xmlns:v="urn:schemas-microsoft-com:vml" xmlns:wp14="http://schemas.microsoft.com/office/word/2010/wordprocessingDrawing" xmlns:wp="http://schemas.openxmlformats.org/drawingml/2006/wordprocessingDrawing" xmlns:w10="urn:schemas-microsoft-com:office:word" xmlns:w="http://schemas.openxmlformats.org/wordprocessingml/2006/main" xmlns:w14="http://schemas.microsoft.com/office/word/2010/wordml" xmlns:w15="http://schemas.microsoft.com/office/word/2012/wordml" xmlns:w16cex="http://schemas.microsoft.com/office/word/2018/wordml/cex" xmlns:w16cid="http://schemas.microsoft.com/office/word/2016/wordml/cid" xmlns:w16="http://schemas.microsoft.com/office/word/2018/wordml" xmlns:w16du="http://schemas.microsoft.com/office/word/2023/wordml/word16du" xmlns:w16sdtdh="http://schemas.microsoft.com/office/word/2020/wordml/sdtdatahash" xmlns:w16se="http://schemas.microsoft.com/office/word/2015/wordml/symex" xmlns:wpg="http://schemas.microsoft.com/office/word/2010/wordprocessingGroup" xmlns:wpi="http://schemas.microsoft.com/office/word/2010/wordprocessingInk" xmlns:wne="http://schemas.microsoft.com/office/word/2006/wordml" xmlns:wps="http://schemas.microsoft.com/office/word/2010/wordprocessingShape" mc:Ignorable="w14 w15 w16se w16cid w16 w16cex w16sdtdh w16du wp14">
+<w:endnotes xmlns:wpc="http://schemas.microsoft.com/office/word/2010/wordprocessingCanvas" xmlns:cx="http://schemas.microsoft.com/office/drawing/2014/chartex" xmlns:cx1="http://schemas.microsoft.com/office/drawing/2015/9/8/chartex" xmlns:cx2="http://schemas.microsoft.com/office/drawing/2015/10/21/chartex" xmlns:cx3="http://schemas.microsoft.com/office/drawing/2016/5/9/chartex" xmlns:cx4="http://schemas.microsoft.com/office/drawing/2016/5/10/chartex" xmlns:cx5="http://schemas.microsoft.com/office/drawing/2016/5/11/chartex" xmlns:cx6="http://schemas.microsoft.com/office/drawing/2016/5/12/chartex" xmlns:cx7="http://schemas.microsoft.com/office/drawing/2016/5/13/chartex" xmlns:cx8="http://schemas.microsoft.com/office/drawing/2016/5/14/chartex" xmlns:mc="http://schemas.openxmlformats.org/markup-compatibility/2006" xmlns:aink="http://schemas.microsoft.com/office/drawing/2016/ink" xmlns:am3d="http://schemas.microsoft.com/office/drawing/2017/model3d" xmlns:o="urn:schemas-microsoft-com:office:office" xmlns:r="http://schemas.openxmlformats.org/officeDocument/2006/relationships" xmlns:m="http://schemas.openxmlformats.org/officeDocument/2006/math" xmlns:v="urn:schemas-microsoft-com:vml" xmlns:wp14="http://schemas.microsoft.com/office/word/2010/wordprocessingDrawing" xmlns:wp="http://schemas.openxmlformats.org/drawingml/2006/wordprocessingDrawing" xmlns:w10="urn:schemas-microsoft-com:office:word" xmlns:w="http://schemas.openxmlformats.org/wordprocessingml/2006/main" xmlns:w14="http://schemas.microsoft.com/office/word/2010/wordml" xmlns:w15="http://schemas.microsoft.com/office/word/2012/wordml" xmlns:w16cex="http://schemas.microsoft.com/office/word/2018/wordml/cex" xmlns:w16cid="http://schemas.microsoft.com/office/word/2016/wordml/cid" xmlns:w16="http://schemas.microsoft.com/office/word/2018/wordml" xmlns:w16sdtdh="http://schemas.microsoft.com/office/word/2020/wordml/sdtdatahash" xmlns:w16se="http://schemas.microsoft.com/office/word/2015/wordml/symex" xmlns:wpg="http://schemas.microsoft.com/office/word/2010/wordprocessingGroup" xmlns:wpi="http://schemas.microsoft.com/office/word/2010/wordprocessingInk" xmlns:wne="http://schemas.microsoft.com/office/word/2006/wordml" xmlns:wps="http://schemas.microsoft.com/office/word/2010/wordprocessingShape" mc:Ignorable="w14 w15 w16se w16cid w16 w16cex w16sdtdh wp14">
   <w:endnote w:type="separator" w:id="-1">
     <w:p>
       <w:r>
@@ -3950,7 +4354,7 @@
 </file>
 
 <file path=word/footer1.xml><?xml version="1.0" encoding="utf-8"?>
-<w:ftr xmlns:wpc="http://schemas.microsoft.com/office/word/2010/wordprocessingCanvas" xmlns:cx="http://schemas.microsoft.com/office/drawing/2014/chartex" xmlns:cx1="http://schemas.microsoft.com/office/drawing/2015/9/8/chartex" xmlns:cx2="http://schemas.microsoft.com/office/drawing/2015/10/21/chartex" xmlns:cx3="http://schemas.microsoft.com/office/drawing/2016/5/9/chartex" xmlns:cx4="http://schemas.microsoft.com/office/drawing/2016/5/10/chartex" xmlns:cx5="http://schemas.microsoft.com/office/drawing/2016/5/11/chartex" xmlns:cx6="http://schemas.microsoft.com/office/drawing/2016/5/12/chartex" xmlns:cx7="http://schemas.microsoft.com/office/drawing/2016/5/13/chartex" xmlns:cx8="http://schemas.microsoft.com/office/drawing/2016/5/14/chartex" xmlns:mc="http://schemas.openxmlformats.org/markup-compatibility/2006" xmlns:aink="http://schemas.microsoft.com/office/drawing/2016/ink" xmlns:am3d="http://schemas.microsoft.com/office/drawing/2017/model3d" xmlns:o="urn:schemas-microsoft-com:office:office" xmlns:oel="http://schemas.microsoft.com/office/2019/extlst" xmlns:r="http://schemas.openxmlformats.org/officeDocument/2006/relationships" xmlns:m="http://schemas.openxmlformats.org/officeDocument/2006/math" xmlns:v="urn:schemas-microsoft-com:vml" xmlns:wp14="http://schemas.microsoft.com/office/word/2010/wordprocessingDrawing" xmlns:wp="http://schemas.openxmlformats.org/drawingml/2006/wordprocessingDrawing" xmlns:w10="urn:schemas-microsoft-com:office:word" xmlns:w="http://schemas.openxmlformats.org/wordprocessingml/2006/main" xmlns:w14="http://schemas.microsoft.com/office/word/2010/wordml" xmlns:w15="http://schemas.microsoft.com/office/word/2012/wordml" xmlns:w16cex="http://schemas.microsoft.com/office/word/2018/wordml/cex" xmlns:w16cid="http://schemas.microsoft.com/office/word/2016/wordml/cid" xmlns:w16="http://schemas.microsoft.com/office/word/2018/wordml" xmlns:w16du="http://schemas.microsoft.com/office/word/2023/wordml/word16du" xmlns:w16sdtdh="http://schemas.microsoft.com/office/word/2020/wordml/sdtdatahash" xmlns:w16se="http://schemas.microsoft.com/office/word/2015/wordml/symex" xmlns:wpg="http://schemas.microsoft.com/office/word/2010/wordprocessingGroup" xmlns:wpi="http://schemas.microsoft.com/office/word/2010/wordprocessingInk" xmlns:wne="http://schemas.microsoft.com/office/word/2006/wordml" xmlns:wps="http://schemas.microsoft.com/office/word/2010/wordprocessingShape" mc:Ignorable="w14 w15 w16se w16cid w16 w16cex w16sdtdh w16du wp14">
+<w:ftr xmlns:wpc="http://schemas.microsoft.com/office/word/2010/wordprocessingCanvas" xmlns:cx="http://schemas.microsoft.com/office/drawing/2014/chartex" xmlns:cx1="http://schemas.microsoft.com/office/drawing/2015/9/8/chartex" xmlns:cx2="http://schemas.microsoft.com/office/drawing/2015/10/21/chartex" xmlns:cx3="http://schemas.microsoft.com/office/drawing/2016/5/9/chartex" xmlns:cx4="http://schemas.microsoft.com/office/drawing/2016/5/10/chartex" xmlns:cx5="http://schemas.microsoft.com/office/drawing/2016/5/11/chartex" xmlns:cx6="http://schemas.microsoft.com/office/drawing/2016/5/12/chartex" xmlns:cx7="http://schemas.microsoft.com/office/drawing/2016/5/13/chartex" xmlns:cx8="http://schemas.microsoft.com/office/drawing/2016/5/14/chartex" xmlns:mc="http://schemas.openxmlformats.org/markup-compatibility/2006" xmlns:aink="http://schemas.microsoft.com/office/drawing/2016/ink" xmlns:am3d="http://schemas.microsoft.com/office/drawing/2017/model3d" xmlns:o="urn:schemas-microsoft-com:office:office" xmlns:r="http://schemas.openxmlformats.org/officeDocument/2006/relationships" xmlns:m="http://schemas.openxmlformats.org/officeDocument/2006/math" xmlns:v="urn:schemas-microsoft-com:vml" xmlns:wp14="http://schemas.microsoft.com/office/word/2010/wordprocessingDrawing" xmlns:wp="http://schemas.openxmlformats.org/drawingml/2006/wordprocessingDrawing" xmlns:w10="urn:schemas-microsoft-com:office:word" xmlns:w="http://schemas.openxmlformats.org/wordprocessingml/2006/main" xmlns:w14="http://schemas.microsoft.com/office/word/2010/wordml" xmlns:w15="http://schemas.microsoft.com/office/word/2012/wordml" xmlns:w16cex="http://schemas.microsoft.com/office/word/2018/wordml/cex" xmlns:w16cid="http://schemas.microsoft.com/office/word/2016/wordml/cid" xmlns:w16="http://schemas.microsoft.com/office/word/2018/wordml" xmlns:w16sdtdh="http://schemas.microsoft.com/office/word/2020/wordml/sdtdatahash" xmlns:w16se="http://schemas.microsoft.com/office/word/2015/wordml/symex" xmlns:wpg="http://schemas.microsoft.com/office/word/2010/wordprocessingGroup" xmlns:wpi="http://schemas.microsoft.com/office/word/2010/wordprocessingInk" xmlns:wne="http://schemas.microsoft.com/office/word/2006/wordml" xmlns:wps="http://schemas.microsoft.com/office/word/2010/wordprocessingShape" mc:Ignorable="w14 w15 w16se w16cid w16 w16cex w16sdtdh wp14">
   <w:p>
     <w:pPr>
       <w:pStyle w:val="Piedepgina"/>
@@ -3965,7 +4369,7 @@
 </file>
 
 <file path=word/footnotes.xml><?xml version="1.0" encoding="utf-8"?>
-<w:footnotes xmlns:wpc="http://schemas.microsoft.com/office/word/2010/wordprocessingCanvas" xmlns:cx="http://schemas.microsoft.com/office/drawing/2014/chartex" xmlns:cx1="http://schemas.microsoft.com/office/drawing/2015/9/8/chartex" xmlns:cx2="http://schemas.microsoft.com/office/drawing/2015/10/21/chartex" xmlns:cx3="http://schemas.microsoft.com/office/drawing/2016/5/9/chartex" xmlns:cx4="http://schemas.microsoft.com/office/drawing/2016/5/10/chartex" xmlns:cx5="http://schemas.microsoft.com/office/drawing/2016/5/11/chartex" xmlns:cx6="http://schemas.microsoft.com/office/drawing/2016/5/12/chartex" xmlns:cx7="http://schemas.microsoft.com/office/drawing/2016/5/13/chartex" xmlns:cx8="http://schemas.microsoft.com/office/drawing/2016/5/14/chartex" xmlns:mc="http://schemas.openxmlformats.org/markup-compatibility/2006" xmlns:aink="http://schemas.microsoft.com/office/drawing/2016/ink" xmlns:am3d="http://schemas.microsoft.com/office/drawing/2017/model3d" xmlns:o="urn:schemas-microsoft-com:office:office" xmlns:oel="http://schemas.microsoft.com/office/2019/extlst" xmlns:r="http://schemas.openxmlformats.org/officeDocument/2006/relationships" xmlns:m="http://schemas.openxmlformats.org/officeDocument/2006/math" xmlns:v="urn:schemas-microsoft-com:vml" xmlns:wp14="http://schemas.microsoft.com/office/word/2010/wordprocessingDrawing" xmlns:wp="http://schemas.openxmlformats.org/drawingml/2006/wordprocessingDrawing" xmlns:w10="urn:schemas-microsoft-com:office:word" xmlns:w="http://schemas.openxmlformats.org/wordprocessingml/2006/main" xmlns:w14="http://schemas.microsoft.com/office/word/2010/wordml" xmlns:w15="http://schemas.microsoft.com/office/word/2012/wordml" xmlns:w16cex="http://schemas.microsoft.com/office/word/2018/wordml/cex" xmlns:w16cid="http://schemas.microsoft.com/office/word/2016/wordml/cid" xmlns:w16="http://schemas.microsoft.com/office/word/2018/wordml" xmlns:w16du="http://schemas.microsoft.com/office/word/2023/wordml/word16du" xmlns:w16sdtdh="http://schemas.microsoft.com/office/word/2020/wordml/sdtdatahash" xmlns:w16se="http://schemas.microsoft.com/office/word/2015/wordml/symex" xmlns:wpg="http://schemas.microsoft.com/office/word/2010/wordprocessingGroup" xmlns:wpi="http://schemas.microsoft.com/office/word/2010/wordprocessingInk" xmlns:wne="http://schemas.microsoft.com/office/word/2006/wordml" xmlns:wps="http://schemas.microsoft.com/office/word/2010/wordprocessingShape" mc:Ignorable="w14 w15 w16se w16cid w16 w16cex w16sdtdh w16du wp14">
+<w:footnotes xmlns:wpc="http://schemas.microsoft.com/office/word/2010/wordprocessingCanvas" xmlns:cx="http://schemas.microsoft.com/office/drawing/2014/chartex" xmlns:cx1="http://schemas.microsoft.com/office/drawing/2015/9/8/chartex" xmlns:cx2="http://schemas.microsoft.com/office/drawing/2015/10/21/chartex" xmlns:cx3="http://schemas.microsoft.com/office/drawing/2016/5/9/chartex" xmlns:cx4="http://schemas.microsoft.com/office/drawing/2016/5/10/chartex" xmlns:cx5="http://schemas.microsoft.com/office/drawing/2016/5/11/chartex" xmlns:cx6="http://schemas.microsoft.com/office/drawing/2016/5/12/chartex" xmlns:cx7="http://schemas.microsoft.com/office/drawing/2016/5/13/chartex" xmlns:cx8="http://schemas.microsoft.com/office/drawing/2016/5/14/chartex" xmlns:mc="http://schemas.openxmlformats.org/markup-compatibility/2006" xmlns:aink="http://schemas.microsoft.com/office/drawing/2016/ink" xmlns:am3d="http://schemas.microsoft.com/office/drawing/2017/model3d" xmlns:o="urn:schemas-microsoft-com:office:office" xmlns:r="http://schemas.openxmlformats.org/officeDocument/2006/relationships" xmlns:m="http://schemas.openxmlformats.org/officeDocument/2006/math" xmlns:v="urn:schemas-microsoft-com:vml" xmlns:wp14="http://schemas.microsoft.com/office/word/2010/wordprocessingDrawing" xmlns:wp="http://schemas.openxmlformats.org/drawingml/2006/wordprocessingDrawing" xmlns:w10="urn:schemas-microsoft-com:office:word" xmlns:w="http://schemas.openxmlformats.org/wordprocessingml/2006/main" xmlns:w14="http://schemas.microsoft.com/office/word/2010/wordml" xmlns:w15="http://schemas.microsoft.com/office/word/2012/wordml" xmlns:w16cex="http://schemas.microsoft.com/office/word/2018/wordml/cex" xmlns:w16cid="http://schemas.microsoft.com/office/word/2016/wordml/cid" xmlns:w16="http://schemas.microsoft.com/office/word/2018/wordml" xmlns:w16sdtdh="http://schemas.microsoft.com/office/word/2020/wordml/sdtdatahash" xmlns:w16se="http://schemas.microsoft.com/office/word/2015/wordml/symex" xmlns:wpg="http://schemas.microsoft.com/office/word/2010/wordprocessingGroup" xmlns:wpi="http://schemas.microsoft.com/office/word/2010/wordprocessingInk" xmlns:wne="http://schemas.microsoft.com/office/word/2006/wordml" xmlns:wps="http://schemas.microsoft.com/office/word/2010/wordprocessingShape" mc:Ignorable="w14 w15 w16se w16cid w16 w16cex w16sdtdh wp14">
   <w:footnote w:type="separator" w:id="-1">
     <w:p>
       <w:r>
@@ -3984,7 +4388,7 @@
 </file>
 
 <file path=word/header1.xml><?xml version="1.0" encoding="utf-8"?>
-<w:hdr xmlns:wpc="http://schemas.microsoft.com/office/word/2010/wordprocessingCanvas" xmlns:cx="http://schemas.microsoft.com/office/drawing/2014/chartex" xmlns:cx1="http://schemas.microsoft.com/office/drawing/2015/9/8/chartex" xmlns:cx2="http://schemas.microsoft.com/office/drawing/2015/10/21/chartex" xmlns:cx3="http://schemas.microsoft.com/office/drawing/2016/5/9/chartex" xmlns:cx4="http://schemas.microsoft.com/office/drawing/2016/5/10/chartex" xmlns:cx5="http://schemas.microsoft.com/office/drawing/2016/5/11/chartex" xmlns:cx6="http://schemas.microsoft.com/office/drawing/2016/5/12/chartex" xmlns:cx7="http://schemas.microsoft.com/office/drawing/2016/5/13/chartex" xmlns:cx8="http://schemas.microsoft.com/office/drawing/2016/5/14/chartex" xmlns:mc="http://schemas.openxmlformats.org/markup-compatibility/2006" xmlns:aink="http://schemas.microsoft.com/office/drawing/2016/ink" xmlns:am3d="http://schemas.microsoft.com/office/drawing/2017/model3d" xmlns:o="urn:schemas-microsoft-com:office:office" xmlns:oel="http://schemas.microsoft.com/office/2019/extlst" xmlns:r="http://schemas.openxmlformats.org/officeDocument/2006/relationships" xmlns:m="http://schemas.openxmlformats.org/officeDocument/2006/math" xmlns:v="urn:schemas-microsoft-com:vml" xmlns:wp14="http://schemas.microsoft.com/office/word/2010/wordprocessingDrawing" xmlns:wp="http://schemas.openxmlformats.org/drawingml/2006/wordprocessingDrawing" xmlns:w10="urn:schemas-microsoft-com:office:word" xmlns:w="http://schemas.openxmlformats.org/wordprocessingml/2006/main" xmlns:w14="http://schemas.microsoft.com/office/word/2010/wordml" xmlns:w15="http://schemas.microsoft.com/office/word/2012/wordml" xmlns:w16cex="http://schemas.microsoft.com/office/word/2018/wordml/cex" xmlns:w16cid="http://schemas.microsoft.com/office/word/2016/wordml/cid" xmlns:w16="http://schemas.microsoft.com/office/word/2018/wordml" xmlns:w16du="http://schemas.microsoft.com/office/word/2023/wordml/word16du" xmlns:w16sdtdh="http://schemas.microsoft.com/office/word/2020/wordml/sdtdatahash" xmlns:w16se="http://schemas.microsoft.com/office/word/2015/wordml/symex" xmlns:wpg="http://schemas.microsoft.com/office/word/2010/wordprocessingGroup" xmlns:wpi="http://schemas.microsoft.com/office/word/2010/wordprocessingInk" xmlns:wne="http://schemas.microsoft.com/office/word/2006/wordml" xmlns:wps="http://schemas.microsoft.com/office/word/2010/wordprocessingShape" mc:Ignorable="w14 w15 w16se w16cid w16 w16cex w16sdtdh w16du wp14">
+<w:hdr xmlns:wpc="http://schemas.microsoft.com/office/word/2010/wordprocessingCanvas" xmlns:cx="http://schemas.microsoft.com/office/drawing/2014/chartex" xmlns:cx1="http://schemas.microsoft.com/office/drawing/2015/9/8/chartex" xmlns:cx2="http://schemas.microsoft.com/office/drawing/2015/10/21/chartex" xmlns:cx3="http://schemas.microsoft.com/office/drawing/2016/5/9/chartex" xmlns:cx4="http://schemas.microsoft.com/office/drawing/2016/5/10/chartex" xmlns:cx5="http://schemas.microsoft.com/office/drawing/2016/5/11/chartex" xmlns:cx6="http://schemas.microsoft.com/office/drawing/2016/5/12/chartex" xmlns:cx7="http://schemas.microsoft.com/office/drawing/2016/5/13/chartex" xmlns:cx8="http://schemas.microsoft.com/office/drawing/2016/5/14/chartex" xmlns:mc="http://schemas.openxmlformats.org/markup-compatibility/2006" xmlns:aink="http://schemas.microsoft.com/office/drawing/2016/ink" xmlns:am3d="http://schemas.microsoft.com/office/drawing/2017/model3d" xmlns:o="urn:schemas-microsoft-com:office:office" xmlns:r="http://schemas.openxmlformats.org/officeDocument/2006/relationships" xmlns:m="http://schemas.openxmlformats.org/officeDocument/2006/math" xmlns:v="urn:schemas-microsoft-com:vml" xmlns:wp14="http://schemas.microsoft.com/office/word/2010/wordprocessingDrawing" xmlns:wp="http://schemas.openxmlformats.org/drawingml/2006/wordprocessingDrawing" xmlns:w10="urn:schemas-microsoft-com:office:word" xmlns:w="http://schemas.openxmlformats.org/wordprocessingml/2006/main" xmlns:w14="http://schemas.microsoft.com/office/word/2010/wordml" xmlns:w15="http://schemas.microsoft.com/office/word/2012/wordml" xmlns:w16cex="http://schemas.microsoft.com/office/word/2018/wordml/cex" xmlns:w16cid="http://schemas.microsoft.com/office/word/2016/wordml/cid" xmlns:w16="http://schemas.microsoft.com/office/word/2018/wordml" xmlns:w16sdtdh="http://schemas.microsoft.com/office/word/2020/wordml/sdtdatahash" xmlns:w16se="http://schemas.microsoft.com/office/word/2015/wordml/symex" xmlns:wpg="http://schemas.microsoft.com/office/word/2010/wordprocessingGroup" xmlns:wpi="http://schemas.microsoft.com/office/word/2010/wordprocessingInk" xmlns:wne="http://schemas.microsoft.com/office/word/2006/wordml" xmlns:wps="http://schemas.microsoft.com/office/word/2010/wordprocessingShape" mc:Ignorable="w14 w15 w16se w16cid w16 w16cex w16sdtdh wp14">
   <w:p>
     <w:pPr>
       <w:pStyle w:val="Encabezado"/>
@@ -4051,7 +4455,7 @@
 </file>
 
 <file path=word/numbering.xml><?xml version="1.0" encoding="utf-8"?>
-<w:numbering xmlns:wpc="http://schemas.microsoft.com/office/word/2010/wordprocessingCanvas" xmlns:cx="http://schemas.microsoft.com/office/drawing/2014/chartex" xmlns:cx1="http://schemas.microsoft.com/office/drawing/2015/9/8/chartex" xmlns:cx2="http://schemas.microsoft.com/office/drawing/2015/10/21/chartex" xmlns:cx3="http://schemas.microsoft.com/office/drawing/2016/5/9/chartex" xmlns:cx4="http://schemas.microsoft.com/office/drawing/2016/5/10/chartex" xmlns:cx5="http://schemas.microsoft.com/office/drawing/2016/5/11/chartex" xmlns:cx6="http://schemas.microsoft.com/office/drawing/2016/5/12/chartex" xmlns:cx7="http://schemas.microsoft.com/office/drawing/2016/5/13/chartex" xmlns:cx8="http://schemas.microsoft.com/office/drawing/2016/5/14/chartex" xmlns:mc="http://schemas.openxmlformats.org/markup-compatibility/2006" xmlns:aink="http://schemas.microsoft.com/office/drawing/2016/ink" xmlns:am3d="http://schemas.microsoft.com/office/drawing/2017/model3d" xmlns:o="urn:schemas-microsoft-com:office:office" xmlns:oel="http://schemas.microsoft.com/office/2019/extlst" xmlns:r="http://schemas.openxmlformats.org/officeDocument/2006/relationships" xmlns:m="http://schemas.openxmlformats.org/officeDocument/2006/math" xmlns:v="urn:schemas-microsoft-com:vml" xmlns:wp14="http://schemas.microsoft.com/office/word/2010/wordprocessingDrawing" xmlns:wp="http://schemas.openxmlformats.org/drawingml/2006/wordprocessingDrawing" xmlns:w10="urn:schemas-microsoft-com:office:word" xmlns:w="http://schemas.openxmlformats.org/wordprocessingml/2006/main" xmlns:w14="http://schemas.microsoft.com/office/word/2010/wordml" xmlns:w15="http://schemas.microsoft.com/office/word/2012/wordml" xmlns:w16cex="http://schemas.microsoft.com/office/word/2018/wordml/cex" xmlns:w16cid="http://schemas.microsoft.com/office/word/2016/wordml/cid" xmlns:w16="http://schemas.microsoft.com/office/word/2018/wordml" xmlns:w16du="http://schemas.microsoft.com/office/word/2023/wordml/word16du" xmlns:w16sdtdh="http://schemas.microsoft.com/office/word/2020/wordml/sdtdatahash" xmlns:w16se="http://schemas.microsoft.com/office/word/2015/wordml/symex" xmlns:wpg="http://schemas.microsoft.com/office/word/2010/wordprocessingGroup" xmlns:wpi="http://schemas.microsoft.com/office/word/2010/wordprocessingInk" xmlns:wne="http://schemas.microsoft.com/office/word/2006/wordml" xmlns:wps="http://schemas.microsoft.com/office/word/2010/wordprocessingShape" mc:Ignorable="w14 w15 w16se w16cid w16 w16cex w16sdtdh w16du wp14">
+<w:numbering xmlns:wpc="http://schemas.microsoft.com/office/word/2010/wordprocessingCanvas" xmlns:cx="http://schemas.microsoft.com/office/drawing/2014/chartex" xmlns:cx1="http://schemas.microsoft.com/office/drawing/2015/9/8/chartex" xmlns:cx2="http://schemas.microsoft.com/office/drawing/2015/10/21/chartex" xmlns:cx3="http://schemas.microsoft.com/office/drawing/2016/5/9/chartex" xmlns:cx4="http://schemas.microsoft.com/office/drawing/2016/5/10/chartex" xmlns:cx5="http://schemas.microsoft.com/office/drawing/2016/5/11/chartex" xmlns:cx6="http://schemas.microsoft.com/office/drawing/2016/5/12/chartex" xmlns:cx7="http://schemas.microsoft.com/office/drawing/2016/5/13/chartex" xmlns:cx8="http://schemas.microsoft.com/office/drawing/2016/5/14/chartex" xmlns:mc="http://schemas.openxmlformats.org/markup-compatibility/2006" xmlns:aink="http://schemas.microsoft.com/office/drawing/2016/ink" xmlns:am3d="http://schemas.microsoft.com/office/drawing/2017/model3d" xmlns:o="urn:schemas-microsoft-com:office:office" xmlns:r="http://schemas.openxmlformats.org/officeDocument/2006/relationships" xmlns:m="http://schemas.openxmlformats.org/officeDocument/2006/math" xmlns:v="urn:schemas-microsoft-com:vml" xmlns:wp14="http://schemas.microsoft.com/office/word/2010/wordprocessingDrawing" xmlns:wp="http://schemas.openxmlformats.org/drawingml/2006/wordprocessingDrawing" xmlns:w10="urn:schemas-microsoft-com:office:word" xmlns:w="http://schemas.openxmlformats.org/wordprocessingml/2006/main" xmlns:w14="http://schemas.microsoft.com/office/word/2010/wordml" xmlns:w15="http://schemas.microsoft.com/office/word/2012/wordml" xmlns:w16cex="http://schemas.microsoft.com/office/word/2018/wordml/cex" xmlns:w16cid="http://schemas.microsoft.com/office/word/2016/wordml/cid" xmlns:w16="http://schemas.microsoft.com/office/word/2018/wordml" xmlns:w16sdtdh="http://schemas.microsoft.com/office/word/2020/wordml/sdtdatahash" xmlns:w16se="http://schemas.microsoft.com/office/word/2015/wordml/symex" xmlns:wpg="http://schemas.microsoft.com/office/word/2010/wordprocessingGroup" xmlns:wpi="http://schemas.microsoft.com/office/word/2010/wordprocessingInk" xmlns:wne="http://schemas.microsoft.com/office/word/2006/wordml" xmlns:wps="http://schemas.microsoft.com/office/word/2010/wordprocessingShape" mc:Ignorable="w14 w15 w16se w16cid w16 w16cex w16sdtdh wp14">
   <w:abstractNum w:abstractNumId="0" w15:restartNumberingAfterBreak="1">
     <w:nsid w:val="03130DEF"/>
     <w:multiLevelType w:val="multilevel"/>
@@ -5268,38 +5672,38 @@
       </w:rPr>
     </w:lvl>
   </w:abstractNum>
-  <w:num w:numId="1" w16cid:durableId="274486829">
+  <w:num w:numId="1">
     <w:abstractNumId w:val="3"/>
   </w:num>
-  <w:num w:numId="2" w16cid:durableId="2110537784">
+  <w:num w:numId="2">
     <w:abstractNumId w:val="8"/>
   </w:num>
-  <w:num w:numId="3" w16cid:durableId="1796871125">
+  <w:num w:numId="3">
     <w:abstractNumId w:val="6"/>
   </w:num>
-  <w:num w:numId="4" w16cid:durableId="1169901822">
+  <w:num w:numId="4">
     <w:abstractNumId w:val="4"/>
   </w:num>
-  <w:num w:numId="5" w16cid:durableId="171188783">
+  <w:num w:numId="5">
     <w:abstractNumId w:val="2"/>
   </w:num>
-  <w:num w:numId="6" w16cid:durableId="1162233807">
+  <w:num w:numId="6">
     <w:abstractNumId w:val="7"/>
   </w:num>
-  <w:num w:numId="7" w16cid:durableId="1690988506">
+  <w:num w:numId="7">
     <w:abstractNumId w:val="0"/>
   </w:num>
-  <w:num w:numId="8" w16cid:durableId="2084791878">
+  <w:num w:numId="8">
     <w:abstractNumId w:val="5"/>
   </w:num>
-  <w:num w:numId="9" w16cid:durableId="1842354030">
+  <w:num w:numId="9">
     <w:abstractNumId w:val="1"/>
   </w:num>
 </w:numbering>
 </file>
 
 <file path=word/styles.xml><?xml version="1.0" encoding="utf-8"?>
-<w:styles xmlns:mc="http://schemas.openxmlformats.org/markup-compatibility/2006" xmlns:r="http://schemas.openxmlformats.org/officeDocument/2006/relationships" xmlns:w="http://schemas.openxmlformats.org/wordprocessingml/2006/main" xmlns:w14="http://schemas.microsoft.com/office/word/2010/wordml" xmlns:w15="http://schemas.microsoft.com/office/word/2012/wordml" xmlns:w16cex="http://schemas.microsoft.com/office/word/2018/wordml/cex" xmlns:w16cid="http://schemas.microsoft.com/office/word/2016/wordml/cid" xmlns:w16="http://schemas.microsoft.com/office/word/2018/wordml" xmlns:w16du="http://schemas.microsoft.com/office/word/2023/wordml/word16du" xmlns:w16sdtdh="http://schemas.microsoft.com/office/word/2020/wordml/sdtdatahash" xmlns:w16se="http://schemas.microsoft.com/office/word/2015/wordml/symex" mc:Ignorable="w14 w15 w16se w16cid w16 w16cex w16sdtdh w16du">
+<w:styles xmlns:mc="http://schemas.openxmlformats.org/markup-compatibility/2006" xmlns:r="http://schemas.openxmlformats.org/officeDocument/2006/relationships" xmlns:w="http://schemas.openxmlformats.org/wordprocessingml/2006/main" xmlns:w14="http://schemas.microsoft.com/office/word/2010/wordml" xmlns:w15="http://schemas.microsoft.com/office/word/2012/wordml" xmlns:w16cex="http://schemas.microsoft.com/office/word/2018/wordml/cex" xmlns:w16cid="http://schemas.microsoft.com/office/word/2016/wordml/cid" xmlns:w16="http://schemas.microsoft.com/office/word/2018/wordml" xmlns:w16sdtdh="http://schemas.microsoft.com/office/word/2020/wordml/sdtdatahash" xmlns:w16se="http://schemas.microsoft.com/office/word/2015/wordml/symex" mc:Ignorable="w14 w15 w16se w16cid w16 w16cex w16sdtdh">
   <w:docDefaults>
     <w:rPrDefault>
       <w:rPr>
